--- a/solicitudLaboratorio/analytica/Report/PrintSolicitud - copia.docx
+++ b/solicitudLaboratorio/analytica/Report/PrintSolicitud - copia.docx
@@ -1,6 +1,6 @@
 
 <file path=word/document.xml><?xml version="1.0" encoding="utf-8"?>
-<w:document xmlns:wpc="http://schemas.microsoft.com/office/word/2010/wordprocessingCanvas" xmlns:cx="http://schemas.microsoft.com/office/drawing/2014/chartex" xmlns:cx1="http://schemas.microsoft.com/office/drawing/2015/9/8/chartex" xmlns:cx2="http://schemas.microsoft.com/office/drawing/2015/10/21/chartex" xmlns:cx3="http://schemas.microsoft.com/office/drawing/2016/5/9/chartex" xmlns:cx4="http://schemas.microsoft.com/office/drawing/2016/5/10/chartex" xmlns:cx5="http://schemas.microsoft.com/office/drawing/2016/5/11/chartex" xmlns:cx6="http://schemas.microsoft.com/office/drawing/2016/5/12/chartex" xmlns:cx7="http://schemas.microsoft.com/office/drawing/2016/5/13/chartex" xmlns:cx8="http://schemas.microsoft.com/office/drawing/2016/5/14/chartex" xmlns:mc="http://schemas.openxmlformats.org/markup-compatibility/2006" xmlns:aink="http://schemas.microsoft.com/office/drawing/2016/ink" xmlns:am3d="http://schemas.microsoft.com/office/drawing/2017/model3d" xmlns:o="urn:schemas-microsoft-com:office:office" xmlns:oel="http://schemas.microsoft.com/office/2019/extlst" xmlns:r="http://schemas.openxmlformats.org/officeDocument/2006/relationships" xmlns:m="http://schemas.openxmlformats.org/officeDocument/2006/math" xmlns:v="urn:schemas-microsoft-com:vml" xmlns:wp14="http://schemas.microsoft.com/office/word/2010/wordprocessingDrawing" xmlns:wp="http://schemas.openxmlformats.org/drawingml/2006/wordprocessingDrawing" xmlns:w10="urn:schemas-microsoft-com:office:word" xmlns:w="http://schemas.openxmlformats.org/wordprocessingml/2006/main" xmlns:w14="http://schemas.microsoft.com/office/word/2010/wordml" xmlns:w15="http://schemas.microsoft.com/office/word/2012/wordml" xmlns:w16cex="http://schemas.microsoft.com/office/word/2018/wordml/cex" xmlns:w16cid="http://schemas.microsoft.com/office/word/2016/wordml/cid" xmlns:w16="http://schemas.microsoft.com/office/word/2018/wordml" xmlns:w16du="http://schemas.microsoft.com/office/word/2023/wordml/word16du" xmlns:w16sdtdh="http://schemas.microsoft.com/office/word/2020/wordml/sdtdatahash" xmlns:w16se="http://schemas.microsoft.com/office/word/2015/wordml/symex" xmlns:wpg="http://schemas.microsoft.com/office/word/2010/wordprocessingGroup" xmlns:wpi="http://schemas.microsoft.com/office/word/2010/wordprocessingInk" xmlns:wne="http://schemas.microsoft.com/office/word/2006/wordml" xmlns:wps="http://schemas.microsoft.com/office/word/2010/wordprocessingShape" mc:Ignorable="w14 w15 w16se w16cid w16 w16cex w16sdtdh w16du wp14">
+<w:document xmlns:wpc="http://schemas.microsoft.com/office/word/2010/wordprocessingCanvas" xmlns:cx="http://schemas.microsoft.com/office/drawing/2014/chartex" xmlns:cx1="http://schemas.microsoft.com/office/drawing/2015/9/8/chartex" xmlns:cx2="http://schemas.microsoft.com/office/drawing/2015/10/21/chartex" xmlns:cx3="http://schemas.microsoft.com/office/drawing/2016/5/9/chartex" xmlns:cx4="http://schemas.microsoft.com/office/drawing/2016/5/10/chartex" xmlns:cx5="http://schemas.microsoft.com/office/drawing/2016/5/11/chartex" xmlns:cx6="http://schemas.microsoft.com/office/drawing/2016/5/12/chartex" xmlns:cx7="http://schemas.microsoft.com/office/drawing/2016/5/13/chartex" xmlns:cx8="http://schemas.microsoft.com/office/drawing/2016/5/14/chartex" xmlns:mc="http://schemas.openxmlformats.org/markup-compatibility/2006" xmlns:aink="http://schemas.microsoft.com/office/drawing/2016/ink" xmlns:am3d="http://schemas.microsoft.com/office/drawing/2017/model3d" xmlns:o="urn:schemas-microsoft-com:office:office" xmlns:oel="http://schemas.microsoft.com/office/2019/extlst" xmlns:r="http://schemas.openxmlformats.org/officeDocument/2006/relationships" xmlns:m="http://schemas.openxmlformats.org/officeDocument/2006/math" xmlns:v="urn:schemas-microsoft-com:vml" xmlns:wp14="http://schemas.microsoft.com/office/word/2010/wordprocessingDrawing" xmlns:wp="http://schemas.openxmlformats.org/drawingml/2006/wordprocessingDrawing" xmlns:w10="urn:schemas-microsoft-com:office:word" xmlns:w="http://schemas.openxmlformats.org/wordprocessingml/2006/main" xmlns:w14="http://schemas.microsoft.com/office/word/2010/wordml" xmlns:w15="http://schemas.microsoft.com/office/word/2012/wordml" xmlns:w16cex="http://schemas.microsoft.com/office/word/2018/wordml/cex" xmlns:w16cid="http://schemas.microsoft.com/office/word/2016/wordml/cid" xmlns:w16="http://schemas.microsoft.com/office/word/2018/wordml" xmlns:w16du="http://schemas.microsoft.com/office/word/2023/wordml/word16du" xmlns:w16sdtdh="http://schemas.microsoft.com/office/word/2020/wordml/sdtdatahash" xmlns:w16sdtfl="http://schemas.microsoft.com/office/word/2024/wordml/sdtformatlock" xmlns:w16se="http://schemas.microsoft.com/office/word/2015/wordml/symex" xmlns:wpg="http://schemas.microsoft.com/office/word/2010/wordprocessingGroup" xmlns:wpi="http://schemas.microsoft.com/office/word/2010/wordprocessingInk" xmlns:wne="http://schemas.microsoft.com/office/word/2006/wordml" xmlns:wps="http://schemas.microsoft.com/office/word/2010/wordprocessingShape" mc:Ignorable="w14 w15 w16se w16cid w16 w16cex w16sdtdh w16sdtfl w16du wp14">
   <w:body>
     <w:p>
       <w:pPr>
@@ -230,7 +230,6 @@
         <w:tc>
           <w:tcPr>
             <w:tcW w:w="6925" w:type="dxa"/>
-            <w:shd w:val="clear" w:color="auto" w:fill="auto"/>
           </w:tcPr>
           <w:p>
             <w:pPr>
@@ -519,7 +518,6 @@
         <w:tc>
           <w:tcPr>
             <w:tcW w:w="4108" w:type="dxa"/>
-            <w:shd w:val="clear" w:color="auto" w:fill="auto"/>
             <w:vAlign w:val="center"/>
           </w:tcPr>
           <w:p>
@@ -855,25 +853,6 @@
           <w:sz w:val="20"/>
         </w:rPr>
       </w:pPr>
-    </w:p>
-    <w:p>
-      <w:pPr>
-        <w:pStyle w:val="Textoindependiente"/>
-        <w:spacing w:before="6"/>
-        <w:rPr>
-          <w:sz w:val="25"/>
-        </w:rPr>
-      </w:pPr>
-    </w:p>
-    <w:p>
-      <w:pPr>
-        <w:pStyle w:val="Textoindependiente"/>
-        <w:tabs>
-          <w:tab w:val="left" w:pos="7691"/>
-        </w:tabs>
-        <w:spacing w:before="94"/>
-        <w:ind w:left="1965"/>
-      </w:pPr>
       <w:r>
         <w:rPr>
           <w:noProof/>
@@ -881,16 +860,16 @@
         <mc:AlternateContent>
           <mc:Choice Requires="wps">
             <w:drawing>
-              <wp:anchor distT="0" distB="0" distL="114300" distR="114300" simplePos="0" relativeHeight="15731712" behindDoc="0" locked="0" layoutInCell="1" allowOverlap="1" wp14:anchorId="19204C5E" wp14:editId="36490C27">
+              <wp:anchor distT="0" distB="0" distL="114300" distR="114300" simplePos="0" relativeHeight="15731712" behindDoc="0" locked="0" layoutInCell="1" allowOverlap="1" wp14:anchorId="19204C5E" wp14:editId="07D2FE95">
                 <wp:simplePos x="0" y="0"/>
                 <wp:positionH relativeFrom="page">
-                  <wp:posOffset>323215</wp:posOffset>
+                  <wp:posOffset>320040</wp:posOffset>
                 </wp:positionH>
                 <wp:positionV relativeFrom="paragraph">
-                  <wp:posOffset>-327025</wp:posOffset>
+                  <wp:posOffset>4445</wp:posOffset>
                 </wp:positionV>
-                <wp:extent cx="7109460" cy="446405"/>
-                <wp:effectExtent l="0" t="0" r="0" b="0"/>
+                <wp:extent cx="7109460" cy="845820"/>
+                <wp:effectExtent l="0" t="0" r="15240" b="11430"/>
                 <wp:wrapNone/>
                 <wp:docPr id="8" name="Text Box 8"/>
                 <wp:cNvGraphicFramePr>
@@ -905,7 +884,7 @@
                       <wps:spPr bwMode="auto">
                         <a:xfrm>
                           <a:off x="0" y="0"/>
-                          <a:ext cx="7109460" cy="446405"/>
+                          <a:ext cx="7109460" cy="845820"/>
                         </a:xfrm>
                         <a:prstGeom prst="rect">
                           <a:avLst/>
@@ -1175,7 +1154,7 @@
                             </w:tr>
                             <w:tr>
                               <w:trPr>
-                                <w:trHeight w:val="293"/>
+                                <w:trHeight w:val="424"/>
                               </w:trPr>
                               <w:tc>
                                 <w:tcPr>
@@ -1332,6 +1311,132 @@
                                     </w:rPr>
                                     <w:fldChar w:fldCharType="end"/>
                                   </w:r>
+                                </w:p>
+                              </w:tc>
+                            </w:tr>
+                            <w:tr>
+                              <w:trPr>
+                                <w:trHeight w:val="293"/>
+                              </w:trPr>
+                              <w:tc>
+                                <w:tcPr>
+                                  <w:tcW w:w="1782" w:type="dxa"/>
+                                </w:tcPr>
+                                <w:p>
+                                  <w:pPr>
+                                    <w:pStyle w:val="TableParagraph"/>
+                                    <w:spacing w:before="75" w:line="198" w:lineRule="exact"/>
+                                    <w:ind w:left="101"/>
+                                    <w:rPr>
+                                      <w:rFonts w:eastAsia="Calibri"/>
+                                      <w:b/>
+                                      <w:color w:val="595959" w:themeColor="text1" w:themeTint="A6"/>
+                                      <w:sz w:val="20"/>
+                                      <w:szCs w:val="24"/>
+                                      <w:lang w:val="es-PE"/>
+                                    </w:rPr>
+                                  </w:pPr>
+                                  <w:r>
+                                    <w:rPr>
+                                      <w:rFonts w:eastAsia="Calibri"/>
+                                      <w:b/>
+                                      <w:color w:val="595959" w:themeColor="text1" w:themeTint="A6"/>
+                                      <w:sz w:val="20"/>
+                                      <w:szCs w:val="24"/>
+                                      <w:lang w:val="es-PE"/>
+                                    </w:rPr>
+                                    <w:t>Laboratorio:</w:t>
+                                  </w:r>
+                                </w:p>
+                              </w:tc>
+                              <w:tc>
+                                <w:tcPr>
+                                  <w:tcW w:w="3837" w:type="dxa"/>
+                                </w:tcPr>
+                                <w:p>
+                                  <w:pPr>
+                                    <w:pStyle w:val="TableParagraph"/>
+                                    <w:spacing w:before="22"/>
+                                    <w:ind w:left="74"/>
+                                    <w:rPr>
+                                      <w:bCs/>
+                                    </w:rPr>
+                                  </w:pPr>
+                                  <w:r>
+                                    <w:rPr>
+                                      <w:bCs/>
+                                    </w:rPr>
+                                    <w:fldChar w:fldCharType="begin"/>
+                                  </w:r>
+                                  <w:r>
+                                    <w:rPr>
+                                      <w:bCs/>
+                                    </w:rPr>
+                                    <w:instrText xml:space="preserve"> MERGEFIELD  laboratorio  \* MERGEFORMAT </w:instrText>
+                                  </w:r>
+                                  <w:r>
+                                    <w:rPr>
+                                      <w:bCs/>
+                                    </w:rPr>
+                                    <w:fldChar w:fldCharType="separate"/>
+                                  </w:r>
+                                  <w:r>
+                                    <w:rPr>
+                                      <w:bCs/>
+                                      <w:noProof/>
+                                    </w:rPr>
+                                    <w:t>«laboratorio»</w:t>
+                                  </w:r>
+                                  <w:r>
+                                    <w:rPr>
+                                      <w:bCs/>
+                                    </w:rPr>
+                                    <w:fldChar w:fldCharType="end"/>
+                                  </w:r>
+                                  <w:r>
+                                    <w:rPr>
+                                      <w:color w:val="3F3F3F"/>
+                                      <w:spacing w:val="-1"/>
+                                      <w:w w:val="85"/>
+                                      <w:position w:val="6"/>
+                                    </w:rPr>
+                                    <w:tab/>
+                                  </w:r>
+                                </w:p>
+                              </w:tc>
+                              <w:tc>
+                                <w:tcPr>
+                                  <w:tcW w:w="1872" w:type="dxa"/>
+                                </w:tcPr>
+                                <w:p>
+                                  <w:pPr>
+                                    <w:pStyle w:val="TableParagraph"/>
+                                    <w:spacing w:before="75" w:line="198" w:lineRule="exact"/>
+                                    <w:ind w:left="206"/>
+                                    <w:rPr>
+                                      <w:rFonts w:eastAsia="Calibri"/>
+                                      <w:b/>
+                                      <w:color w:val="595959" w:themeColor="text1" w:themeTint="A6"/>
+                                      <w:sz w:val="20"/>
+                                      <w:szCs w:val="24"/>
+                                      <w:lang w:val="es-PE"/>
+                                    </w:rPr>
+                                  </w:pPr>
+                                </w:p>
+                              </w:tc>
+                              <w:tc>
+                                <w:tcPr>
+                                  <w:tcW w:w="3705" w:type="dxa"/>
+                                </w:tcPr>
+                                <w:p>
+                                  <w:pPr>
+                                    <w:pStyle w:val="TableParagraph"/>
+                                    <w:spacing w:before="22"/>
+                                    <w:ind w:left="96"/>
+                                    <w:rPr>
+                                      <w:bCs/>
+                                    </w:rPr>
+                                  </w:pPr>
                                 </w:p>
                               </w:tc>
                             </w:tr>
@@ -1664,7 +1769,7 @@
                 <v:stroke joinstyle="miter"/>
                 <v:path gradientshapeok="t" o:connecttype="rect"/>
               </v:shapetype>
-              <v:shape id="Text Box 8" o:spid="_x0000_s1027" type="#_x0000_t202" style="position:absolute;left:0;text-align:left;margin-left:25.45pt;margin-top:-25.75pt;width:559.8pt;height:35.15pt;z-index:15731712;visibility:visible;mso-wrap-style:square;mso-width-percent:0;mso-height-percent:0;mso-wrap-distance-left:9pt;mso-wrap-distance-top:0;mso-wrap-distance-right:9pt;mso-wrap-distance-bottom:0;mso-position-horizontal:absolute;mso-position-horizontal-relative:page;mso-position-vertical:absolute;mso-position-vertical-relative:text;mso-width-percent:0;mso-height-percent:0;mso-width-relative:page;mso-height-relative:page;v-text-anchor:top" o:gfxdata="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" filled="f" stroked="f">
+              <v:shape id="Text Box 8" o:spid="_x0000_s1027" type="#_x0000_t202" style="position:absolute;margin-left:25.2pt;margin-top:.35pt;width:559.8pt;height:66.6pt;z-index:15731712;visibility:visible;mso-wrap-style:square;mso-width-percent:0;mso-height-percent:0;mso-wrap-distance-left:9pt;mso-wrap-distance-top:0;mso-wrap-distance-right:9pt;mso-wrap-distance-bottom:0;mso-position-horizontal:absolute;mso-position-horizontal-relative:page;mso-position-vertical:absolute;mso-position-vertical-relative:text;mso-width-percent:0;mso-height-percent:0;mso-width-relative:page;mso-height-relative:page;v-text-anchor:top" o:gfxdata="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" filled="f" stroked="f">
                 <v:textbox inset="0,0,0,0">
                   <w:txbxContent>
                     <w:tbl>
@@ -1906,7 +2011,7 @@
                       </w:tr>
                       <w:tr>
                         <w:trPr>
-                          <w:trHeight w:val="293"/>
+                          <w:trHeight w:val="424"/>
                         </w:trPr>
                         <w:tc>
                           <w:tcPr>
@@ -2088,6 +2193,132 @@
                                 <w:lang w:val="es-PE"/>
                               </w:rPr>
                             </w:pPr>
+                            <w:r>
+                              <w:rPr>
+                                <w:rFonts w:eastAsia="Calibri"/>
+                                <w:b/>
+                                <w:color w:val="595959" w:themeColor="text1" w:themeTint="A6"/>
+                                <w:sz w:val="20"/>
+                                <w:szCs w:val="24"/>
+                                <w:lang w:val="es-PE"/>
+                              </w:rPr>
+                              <w:t>Laboratorio:</w:t>
+                            </w:r>
+                          </w:p>
+                        </w:tc>
+                        <w:tc>
+                          <w:tcPr>
+                            <w:tcW w:w="3837" w:type="dxa"/>
+                          </w:tcPr>
+                          <w:p>
+                            <w:pPr>
+                              <w:pStyle w:val="TableParagraph"/>
+                              <w:spacing w:before="22"/>
+                              <w:ind w:left="74"/>
+                              <w:rPr>
+                                <w:bCs/>
+                              </w:rPr>
+                            </w:pPr>
+                            <w:r>
+                              <w:rPr>
+                                <w:bCs/>
+                              </w:rPr>
+                              <w:fldChar w:fldCharType="begin"/>
+                            </w:r>
+                            <w:r>
+                              <w:rPr>
+                                <w:bCs/>
+                              </w:rPr>
+                              <w:instrText xml:space="preserve"> MERGEFIELD  laboratorio  \* MERGEFORMAT </w:instrText>
+                            </w:r>
+                            <w:r>
+                              <w:rPr>
+                                <w:bCs/>
+                              </w:rPr>
+                              <w:fldChar w:fldCharType="separate"/>
+                            </w:r>
+                            <w:r>
+                              <w:rPr>
+                                <w:bCs/>
+                                <w:noProof/>
+                              </w:rPr>
+                              <w:t>«laboratorio»</w:t>
+                            </w:r>
+                            <w:r>
+                              <w:rPr>
+                                <w:bCs/>
+                              </w:rPr>
+                              <w:fldChar w:fldCharType="end"/>
+                            </w:r>
+                            <w:r>
+                              <w:rPr>
+                                <w:color w:val="3F3F3F"/>
+                                <w:spacing w:val="-1"/>
+                                <w:w w:val="85"/>
+                                <w:position w:val="6"/>
+                              </w:rPr>
+                              <w:tab/>
+                            </w:r>
+                          </w:p>
+                        </w:tc>
+                        <w:tc>
+                          <w:tcPr>
+                            <w:tcW w:w="1872" w:type="dxa"/>
+                          </w:tcPr>
+                          <w:p>
+                            <w:pPr>
+                              <w:pStyle w:val="TableParagraph"/>
+                              <w:spacing w:before="75" w:line="198" w:lineRule="exact"/>
+                              <w:ind w:left="206"/>
+                              <w:rPr>
+                                <w:rFonts w:eastAsia="Calibri"/>
+                                <w:b/>
+                                <w:color w:val="595959" w:themeColor="text1" w:themeTint="A6"/>
+                                <w:sz w:val="20"/>
+                                <w:szCs w:val="24"/>
+                                <w:lang w:val="es-PE"/>
+                              </w:rPr>
+                            </w:pPr>
+                          </w:p>
+                        </w:tc>
+                        <w:tc>
+                          <w:tcPr>
+                            <w:tcW w:w="3705" w:type="dxa"/>
+                          </w:tcPr>
+                          <w:p>
+                            <w:pPr>
+                              <w:pStyle w:val="TableParagraph"/>
+                              <w:spacing w:before="22"/>
+                              <w:ind w:left="96"/>
+                              <w:rPr>
+                                <w:bCs/>
+                              </w:rPr>
+                            </w:pPr>
+                          </w:p>
+                        </w:tc>
+                      </w:tr>
+                      <w:tr>
+                        <w:trPr>
+                          <w:trHeight w:val="293"/>
+                        </w:trPr>
+                        <w:tc>
+                          <w:tcPr>
+                            <w:tcW w:w="1782" w:type="dxa"/>
+                          </w:tcPr>
+                          <w:p>
+                            <w:pPr>
+                              <w:pStyle w:val="TableParagraph"/>
+                              <w:spacing w:before="75" w:line="198" w:lineRule="exact"/>
+                              <w:ind w:left="101"/>
+                              <w:rPr>
+                                <w:rFonts w:eastAsia="Calibri"/>
+                                <w:b/>
+                                <w:color w:val="595959" w:themeColor="text1" w:themeTint="A6"/>
+                                <w:sz w:val="20"/>
+                                <w:szCs w:val="24"/>
+                                <w:lang w:val="es-PE"/>
+                              </w:rPr>
+                            </w:pPr>
                           </w:p>
                         </w:tc>
                         <w:tc>
@@ -2380,6 +2611,25 @@
           </mc:Fallback>
         </mc:AlternateContent>
       </w:r>
+    </w:p>
+    <w:p>
+      <w:pPr>
+        <w:pStyle w:val="Textoindependiente"/>
+        <w:spacing w:before="6"/>
+        <w:rPr>
+          <w:sz w:val="25"/>
+        </w:rPr>
+      </w:pPr>
+    </w:p>
+    <w:p>
+      <w:pPr>
+        <w:pStyle w:val="Textoindependiente"/>
+        <w:tabs>
+          <w:tab w:val="left" w:pos="7691"/>
+        </w:tabs>
+        <w:spacing w:before="94"/>
+        <w:ind w:left="1965"/>
+      </w:pPr>
       <w:r>
         <w:rPr>
           <w:color w:val="3F3F3F"/>
@@ -2400,59 +2650,8 @@
       </w:pPr>
       <w:r>
         <w:rPr>
-          <w:rFonts w:eastAsia="Calibri"/>
-          <w:b/>
-          <w:color w:val="595959" w:themeColor="text1" w:themeTint="A6"/>
-          <w:sz w:val="20"/>
-          <w:szCs w:val="24"/>
-          <w:lang w:val="es-PE"/>
-        </w:rPr>
-        <w:t>Laboratorio:</w:t>
-      </w:r>
-      <w:r>
-        <w:rPr>
           <w:color w:val="3F3F3F"/>
           <w:w w:val="105"/>
-        </w:rPr>
-        <w:tab/>
-      </w:r>
-      <w:r>
-        <w:rPr>
-          <w:bCs/>
-        </w:rPr>
-        <w:fldChar w:fldCharType="begin"/>
-      </w:r>
-      <w:r>
-        <w:rPr>
-          <w:bCs/>
-        </w:rPr>
-        <w:instrText xml:space="preserve"> MERGEFIELD  laboratorio  \* MERGEFORMAT </w:instrText>
-      </w:r>
-      <w:r>
-        <w:rPr>
-          <w:bCs/>
-        </w:rPr>
-        <w:fldChar w:fldCharType="separate"/>
-      </w:r>
-      <w:r>
-        <w:rPr>
-          <w:bCs/>
-          <w:noProof/>
-        </w:rPr>
-        <w:t>«laboratorio»</w:t>
-      </w:r>
-      <w:r>
-        <w:rPr>
-          <w:bCs/>
-        </w:rPr>
-        <w:fldChar w:fldCharType="end"/>
-      </w:r>
-      <w:r>
-        <w:rPr>
-          <w:color w:val="3F3F3F"/>
-          <w:spacing w:val="-1"/>
-          <w:w w:val="85"/>
-          <w:position w:val="6"/>
         </w:rPr>
         <w:tab/>
       </w:r>
@@ -3893,7 +4092,7 @@
 </file>
 
 <file path=word/endnotes.xml><?xml version="1.0" encoding="utf-8"?>
-<w:endnotes xmlns:wpc="http://schemas.microsoft.com/office/word/2010/wordprocessingCanvas" xmlns:cx="http://schemas.microsoft.com/office/drawing/2014/chartex" xmlns:cx1="http://schemas.microsoft.com/office/drawing/2015/9/8/chartex" xmlns:cx2="http://schemas.microsoft.com/office/drawing/2015/10/21/chartex" xmlns:cx3="http://schemas.microsoft.com/office/drawing/2016/5/9/chartex" xmlns:cx4="http://schemas.microsoft.com/office/drawing/2016/5/10/chartex" xmlns:cx5="http://schemas.microsoft.com/office/drawing/2016/5/11/chartex" xmlns:cx6="http://schemas.microsoft.com/office/drawing/2016/5/12/chartex" xmlns:cx7="http://schemas.microsoft.com/office/drawing/2016/5/13/chartex" xmlns:cx8="http://schemas.microsoft.com/office/drawing/2016/5/14/chartex" xmlns:mc="http://schemas.openxmlformats.org/markup-compatibility/2006" xmlns:aink="http://schemas.microsoft.com/office/drawing/2016/ink" xmlns:am3d="http://schemas.microsoft.com/office/drawing/2017/model3d" xmlns:o="urn:schemas-microsoft-com:office:office" xmlns:oel="http://schemas.microsoft.com/office/2019/extlst" xmlns:r="http://schemas.openxmlformats.org/officeDocument/2006/relationships" xmlns:m="http://schemas.openxmlformats.org/officeDocument/2006/math" xmlns:v="urn:schemas-microsoft-com:vml" xmlns:wp14="http://schemas.microsoft.com/office/word/2010/wordprocessingDrawing" xmlns:wp="http://schemas.openxmlformats.org/drawingml/2006/wordprocessingDrawing" xmlns:w10="urn:schemas-microsoft-com:office:word" xmlns:w="http://schemas.openxmlformats.org/wordprocessingml/2006/main" xmlns:w14="http://schemas.microsoft.com/office/word/2010/wordml" xmlns:w15="http://schemas.microsoft.com/office/word/2012/wordml" xmlns:w16cex="http://schemas.microsoft.com/office/word/2018/wordml/cex" xmlns:w16cid="http://schemas.microsoft.com/office/word/2016/wordml/cid" xmlns:w16="http://schemas.microsoft.com/office/word/2018/wordml" xmlns:w16du="http://schemas.microsoft.com/office/word/2023/wordml/word16du" xmlns:w16sdtdh="http://schemas.microsoft.com/office/word/2020/wordml/sdtdatahash" xmlns:w16se="http://schemas.microsoft.com/office/word/2015/wordml/symex" xmlns:wpg="http://schemas.microsoft.com/office/word/2010/wordprocessingGroup" xmlns:wpi="http://schemas.microsoft.com/office/word/2010/wordprocessingInk" xmlns:wne="http://schemas.microsoft.com/office/word/2006/wordml" xmlns:wps="http://schemas.microsoft.com/office/word/2010/wordprocessingShape" mc:Ignorable="w14 w15 w16se w16cid w16 w16cex w16sdtdh w16du wp14">
+<w:endnotes xmlns:wpc="http://schemas.microsoft.com/office/word/2010/wordprocessingCanvas" xmlns:cx="http://schemas.microsoft.com/office/drawing/2014/chartex" xmlns:cx1="http://schemas.microsoft.com/office/drawing/2015/9/8/chartex" xmlns:cx2="http://schemas.microsoft.com/office/drawing/2015/10/21/chartex" xmlns:cx3="http://schemas.microsoft.com/office/drawing/2016/5/9/chartex" xmlns:cx4="http://schemas.microsoft.com/office/drawing/2016/5/10/chartex" xmlns:cx5="http://schemas.microsoft.com/office/drawing/2016/5/11/chartex" xmlns:cx6="http://schemas.microsoft.com/office/drawing/2016/5/12/chartex" xmlns:cx7="http://schemas.microsoft.com/office/drawing/2016/5/13/chartex" xmlns:cx8="http://schemas.microsoft.com/office/drawing/2016/5/14/chartex" xmlns:mc="http://schemas.openxmlformats.org/markup-compatibility/2006" xmlns:aink="http://schemas.microsoft.com/office/drawing/2016/ink" xmlns:am3d="http://schemas.microsoft.com/office/drawing/2017/model3d" xmlns:o="urn:schemas-microsoft-com:office:office" xmlns:oel="http://schemas.microsoft.com/office/2019/extlst" xmlns:r="http://schemas.openxmlformats.org/officeDocument/2006/relationships" xmlns:m="http://schemas.openxmlformats.org/officeDocument/2006/math" xmlns:v="urn:schemas-microsoft-com:vml" xmlns:wp14="http://schemas.microsoft.com/office/word/2010/wordprocessingDrawing" xmlns:wp="http://schemas.openxmlformats.org/drawingml/2006/wordprocessingDrawing" xmlns:w10="urn:schemas-microsoft-com:office:word" xmlns:w="http://schemas.openxmlformats.org/wordprocessingml/2006/main" xmlns:w14="http://schemas.microsoft.com/office/word/2010/wordml" xmlns:w15="http://schemas.microsoft.com/office/word/2012/wordml" xmlns:w16cex="http://schemas.microsoft.com/office/word/2018/wordml/cex" xmlns:w16cid="http://schemas.microsoft.com/office/word/2016/wordml/cid" xmlns:w16="http://schemas.microsoft.com/office/word/2018/wordml" xmlns:w16du="http://schemas.microsoft.com/office/word/2023/wordml/word16du" xmlns:w16sdtdh="http://schemas.microsoft.com/office/word/2020/wordml/sdtdatahash" xmlns:w16sdtfl="http://schemas.microsoft.com/office/word/2024/wordml/sdtformatlock" xmlns:w16se="http://schemas.microsoft.com/office/word/2015/wordml/symex" xmlns:wpg="http://schemas.microsoft.com/office/word/2010/wordprocessingGroup" xmlns:wpi="http://schemas.microsoft.com/office/word/2010/wordprocessingInk" xmlns:wne="http://schemas.microsoft.com/office/word/2006/wordml" xmlns:wps="http://schemas.microsoft.com/office/word/2010/wordprocessingShape" mc:Ignorable="w14 w15 w16se w16cid w16 w16cex w16sdtdh w16sdtfl w16du wp14">
   <w:endnote w:type="separator" w:id="-1">
     <w:p>
       <w:r>
@@ -3912,7 +4111,7 @@
 </file>
 
 <file path=word/footer1.xml><?xml version="1.0" encoding="utf-8"?>
-<w:ftr xmlns:wpc="http://schemas.microsoft.com/office/word/2010/wordprocessingCanvas" xmlns:cx="http://schemas.microsoft.com/office/drawing/2014/chartex" xmlns:cx1="http://schemas.microsoft.com/office/drawing/2015/9/8/chartex" xmlns:cx2="http://schemas.microsoft.com/office/drawing/2015/10/21/chartex" xmlns:cx3="http://schemas.microsoft.com/office/drawing/2016/5/9/chartex" xmlns:cx4="http://schemas.microsoft.com/office/drawing/2016/5/10/chartex" xmlns:cx5="http://schemas.microsoft.com/office/drawing/2016/5/11/chartex" xmlns:cx6="http://schemas.microsoft.com/office/drawing/2016/5/12/chartex" xmlns:cx7="http://schemas.microsoft.com/office/drawing/2016/5/13/chartex" xmlns:cx8="http://schemas.microsoft.com/office/drawing/2016/5/14/chartex" xmlns:mc="http://schemas.openxmlformats.org/markup-compatibility/2006" xmlns:aink="http://schemas.microsoft.com/office/drawing/2016/ink" xmlns:am3d="http://schemas.microsoft.com/office/drawing/2017/model3d" xmlns:o="urn:schemas-microsoft-com:office:office" xmlns:oel="http://schemas.microsoft.com/office/2019/extlst" xmlns:r="http://schemas.openxmlformats.org/officeDocument/2006/relationships" xmlns:m="http://schemas.openxmlformats.org/officeDocument/2006/math" xmlns:v="urn:schemas-microsoft-com:vml" xmlns:wp14="http://schemas.microsoft.com/office/word/2010/wordprocessingDrawing" xmlns:wp="http://schemas.openxmlformats.org/drawingml/2006/wordprocessingDrawing" xmlns:w10="urn:schemas-microsoft-com:office:word" xmlns:w="http://schemas.openxmlformats.org/wordprocessingml/2006/main" xmlns:w14="http://schemas.microsoft.com/office/word/2010/wordml" xmlns:w15="http://schemas.microsoft.com/office/word/2012/wordml" xmlns:w16cex="http://schemas.microsoft.com/office/word/2018/wordml/cex" xmlns:w16cid="http://schemas.microsoft.com/office/word/2016/wordml/cid" xmlns:w16="http://schemas.microsoft.com/office/word/2018/wordml" xmlns:w16du="http://schemas.microsoft.com/office/word/2023/wordml/word16du" xmlns:w16sdtdh="http://schemas.microsoft.com/office/word/2020/wordml/sdtdatahash" xmlns:w16se="http://schemas.microsoft.com/office/word/2015/wordml/symex" xmlns:wpg="http://schemas.microsoft.com/office/word/2010/wordprocessingGroup" xmlns:wpi="http://schemas.microsoft.com/office/word/2010/wordprocessingInk" xmlns:wne="http://schemas.microsoft.com/office/word/2006/wordml" xmlns:wps="http://schemas.microsoft.com/office/word/2010/wordprocessingShape" mc:Ignorable="w14 w15 w16se w16cid w16 w16cex w16sdtdh w16du wp14">
+<w:ftr xmlns:wpc="http://schemas.microsoft.com/office/word/2010/wordprocessingCanvas" xmlns:cx="http://schemas.microsoft.com/office/drawing/2014/chartex" xmlns:cx1="http://schemas.microsoft.com/office/drawing/2015/9/8/chartex" xmlns:cx2="http://schemas.microsoft.com/office/drawing/2015/10/21/chartex" xmlns:cx3="http://schemas.microsoft.com/office/drawing/2016/5/9/chartex" xmlns:cx4="http://schemas.microsoft.com/office/drawing/2016/5/10/chartex" xmlns:cx5="http://schemas.microsoft.com/office/drawing/2016/5/11/chartex" xmlns:cx6="http://schemas.microsoft.com/office/drawing/2016/5/12/chartex" xmlns:cx7="http://schemas.microsoft.com/office/drawing/2016/5/13/chartex" xmlns:cx8="http://schemas.microsoft.com/office/drawing/2016/5/14/chartex" xmlns:mc="http://schemas.openxmlformats.org/markup-compatibility/2006" xmlns:aink="http://schemas.microsoft.com/office/drawing/2016/ink" xmlns:am3d="http://schemas.microsoft.com/office/drawing/2017/model3d" xmlns:o="urn:schemas-microsoft-com:office:office" xmlns:oel="http://schemas.microsoft.com/office/2019/extlst" xmlns:r="http://schemas.openxmlformats.org/officeDocument/2006/relationships" xmlns:m="http://schemas.openxmlformats.org/officeDocument/2006/math" xmlns:v="urn:schemas-microsoft-com:vml" xmlns:wp14="http://schemas.microsoft.com/office/word/2010/wordprocessingDrawing" xmlns:wp="http://schemas.openxmlformats.org/drawingml/2006/wordprocessingDrawing" xmlns:w10="urn:schemas-microsoft-com:office:word" xmlns:w="http://schemas.openxmlformats.org/wordprocessingml/2006/main" xmlns:w14="http://schemas.microsoft.com/office/word/2010/wordml" xmlns:w15="http://schemas.microsoft.com/office/word/2012/wordml" xmlns:w16cex="http://schemas.microsoft.com/office/word/2018/wordml/cex" xmlns:w16cid="http://schemas.microsoft.com/office/word/2016/wordml/cid" xmlns:w16="http://schemas.microsoft.com/office/word/2018/wordml" xmlns:w16du="http://schemas.microsoft.com/office/word/2023/wordml/word16du" xmlns:w16sdtdh="http://schemas.microsoft.com/office/word/2020/wordml/sdtdatahash" xmlns:w16sdtfl="http://schemas.microsoft.com/office/word/2024/wordml/sdtformatlock" xmlns:w16se="http://schemas.microsoft.com/office/word/2015/wordml/symex" xmlns:wpg="http://schemas.microsoft.com/office/word/2010/wordprocessingGroup" xmlns:wpi="http://schemas.microsoft.com/office/word/2010/wordprocessingInk" xmlns:wne="http://schemas.microsoft.com/office/word/2006/wordml" xmlns:wps="http://schemas.microsoft.com/office/word/2010/wordprocessingShape" mc:Ignorable="w14 w15 w16se w16cid w16 w16cex w16sdtdh w16sdtfl w16du wp14">
   <w:tbl>
     <w:tblPr>
       <w:tblStyle w:val="Tablaconcuadrcula"/>
@@ -4042,7 +4241,7 @@
 </file>
 
 <file path=word/footnotes.xml><?xml version="1.0" encoding="utf-8"?>
-<w:footnotes xmlns:wpc="http://schemas.microsoft.com/office/word/2010/wordprocessingCanvas" xmlns:cx="http://schemas.microsoft.com/office/drawing/2014/chartex" xmlns:cx1="http://schemas.microsoft.com/office/drawing/2015/9/8/chartex" xmlns:cx2="http://schemas.microsoft.com/office/drawing/2015/10/21/chartex" xmlns:cx3="http://schemas.microsoft.com/office/drawing/2016/5/9/chartex" xmlns:cx4="http://schemas.microsoft.com/office/drawing/2016/5/10/chartex" xmlns:cx5="http://schemas.microsoft.com/office/drawing/2016/5/11/chartex" xmlns:cx6="http://schemas.microsoft.com/office/drawing/2016/5/12/chartex" xmlns:cx7="http://schemas.microsoft.com/office/drawing/2016/5/13/chartex" xmlns:cx8="http://schemas.microsoft.com/office/drawing/2016/5/14/chartex" xmlns:mc="http://schemas.openxmlformats.org/markup-compatibility/2006" xmlns:aink="http://schemas.microsoft.com/office/drawing/2016/ink" xmlns:am3d="http://schemas.microsoft.com/office/drawing/2017/model3d" xmlns:o="urn:schemas-microsoft-com:office:office" xmlns:oel="http://schemas.microsoft.com/office/2019/extlst" xmlns:r="http://schemas.openxmlformats.org/officeDocument/2006/relationships" xmlns:m="http://schemas.openxmlformats.org/officeDocument/2006/math" xmlns:v="urn:schemas-microsoft-com:vml" xmlns:wp14="http://schemas.microsoft.com/office/word/2010/wordprocessingDrawing" xmlns:wp="http://schemas.openxmlformats.org/drawingml/2006/wordprocessingDrawing" xmlns:w10="urn:schemas-microsoft-com:office:word" xmlns:w="http://schemas.openxmlformats.org/wordprocessingml/2006/main" xmlns:w14="http://schemas.microsoft.com/office/word/2010/wordml" xmlns:w15="http://schemas.microsoft.com/office/word/2012/wordml" xmlns:w16cex="http://schemas.microsoft.com/office/word/2018/wordml/cex" xmlns:w16cid="http://schemas.microsoft.com/office/word/2016/wordml/cid" xmlns:w16="http://schemas.microsoft.com/office/word/2018/wordml" xmlns:w16du="http://schemas.microsoft.com/office/word/2023/wordml/word16du" xmlns:w16sdtdh="http://schemas.microsoft.com/office/word/2020/wordml/sdtdatahash" xmlns:w16se="http://schemas.microsoft.com/office/word/2015/wordml/symex" xmlns:wpg="http://schemas.microsoft.com/office/word/2010/wordprocessingGroup" xmlns:wpi="http://schemas.microsoft.com/office/word/2010/wordprocessingInk" xmlns:wne="http://schemas.microsoft.com/office/word/2006/wordml" xmlns:wps="http://schemas.microsoft.com/office/word/2010/wordprocessingShape" mc:Ignorable="w14 w15 w16se w16cid w16 w16cex w16sdtdh w16du wp14">
+<w:footnotes xmlns:wpc="http://schemas.microsoft.com/office/word/2010/wordprocessingCanvas" xmlns:cx="http://schemas.microsoft.com/office/drawing/2014/chartex" xmlns:cx1="http://schemas.microsoft.com/office/drawing/2015/9/8/chartex" xmlns:cx2="http://schemas.microsoft.com/office/drawing/2015/10/21/chartex" xmlns:cx3="http://schemas.microsoft.com/office/drawing/2016/5/9/chartex" xmlns:cx4="http://schemas.microsoft.com/office/drawing/2016/5/10/chartex" xmlns:cx5="http://schemas.microsoft.com/office/drawing/2016/5/11/chartex" xmlns:cx6="http://schemas.microsoft.com/office/drawing/2016/5/12/chartex" xmlns:cx7="http://schemas.microsoft.com/office/drawing/2016/5/13/chartex" xmlns:cx8="http://schemas.microsoft.com/office/drawing/2016/5/14/chartex" xmlns:mc="http://schemas.openxmlformats.org/markup-compatibility/2006" xmlns:aink="http://schemas.microsoft.com/office/drawing/2016/ink" xmlns:am3d="http://schemas.microsoft.com/office/drawing/2017/model3d" xmlns:o="urn:schemas-microsoft-com:office:office" xmlns:oel="http://schemas.microsoft.com/office/2019/extlst" xmlns:r="http://schemas.openxmlformats.org/officeDocument/2006/relationships" xmlns:m="http://schemas.openxmlformats.org/officeDocument/2006/math" xmlns:v="urn:schemas-microsoft-com:vml" xmlns:wp14="http://schemas.microsoft.com/office/word/2010/wordprocessingDrawing" xmlns:wp="http://schemas.openxmlformats.org/drawingml/2006/wordprocessingDrawing" xmlns:w10="urn:schemas-microsoft-com:office:word" xmlns:w="http://schemas.openxmlformats.org/wordprocessingml/2006/main" xmlns:w14="http://schemas.microsoft.com/office/word/2010/wordml" xmlns:w15="http://schemas.microsoft.com/office/word/2012/wordml" xmlns:w16cex="http://schemas.microsoft.com/office/word/2018/wordml/cex" xmlns:w16cid="http://schemas.microsoft.com/office/word/2016/wordml/cid" xmlns:w16="http://schemas.microsoft.com/office/word/2018/wordml" xmlns:w16du="http://schemas.microsoft.com/office/word/2023/wordml/word16du" xmlns:w16sdtdh="http://schemas.microsoft.com/office/word/2020/wordml/sdtdatahash" xmlns:w16sdtfl="http://schemas.microsoft.com/office/word/2024/wordml/sdtformatlock" xmlns:w16se="http://schemas.microsoft.com/office/word/2015/wordml/symex" xmlns:wpg="http://schemas.microsoft.com/office/word/2010/wordprocessingGroup" xmlns:wpi="http://schemas.microsoft.com/office/word/2010/wordprocessingInk" xmlns:wne="http://schemas.microsoft.com/office/word/2006/wordml" xmlns:wps="http://schemas.microsoft.com/office/word/2010/wordprocessingShape" mc:Ignorable="w14 w15 w16se w16cid w16 w16cex w16sdtdh w16sdtfl w16du wp14">
   <w:footnote w:type="separator" w:id="-1">
     <w:p>
       <w:r>
@@ -4061,7 +4260,7 @@
 </file>
 
 <file path=word/styles.xml><?xml version="1.0" encoding="utf-8"?>
-<w:styles xmlns:mc="http://schemas.openxmlformats.org/markup-compatibility/2006" xmlns:r="http://schemas.openxmlformats.org/officeDocument/2006/relationships" xmlns:w="http://schemas.openxmlformats.org/wordprocessingml/2006/main" xmlns:w14="http://schemas.microsoft.com/office/word/2010/wordml" xmlns:w15="http://schemas.microsoft.com/office/word/2012/wordml" xmlns:w16cex="http://schemas.microsoft.com/office/word/2018/wordml/cex" xmlns:w16cid="http://schemas.microsoft.com/office/word/2016/wordml/cid" xmlns:w16="http://schemas.microsoft.com/office/word/2018/wordml" xmlns:w16du="http://schemas.microsoft.com/office/word/2023/wordml/word16du" xmlns:w16sdtdh="http://schemas.microsoft.com/office/word/2020/wordml/sdtdatahash" xmlns:w16se="http://schemas.microsoft.com/office/word/2015/wordml/symex" mc:Ignorable="w14 w15 w16se w16cid w16 w16cex w16sdtdh w16du">
+<w:styles xmlns:mc="http://schemas.openxmlformats.org/markup-compatibility/2006" xmlns:r="http://schemas.openxmlformats.org/officeDocument/2006/relationships" xmlns:w="http://schemas.openxmlformats.org/wordprocessingml/2006/main" xmlns:w14="http://schemas.microsoft.com/office/word/2010/wordml" xmlns:w15="http://schemas.microsoft.com/office/word/2012/wordml" xmlns:w16cex="http://schemas.microsoft.com/office/word/2018/wordml/cex" xmlns:w16cid="http://schemas.microsoft.com/office/word/2016/wordml/cid" xmlns:w16="http://schemas.microsoft.com/office/word/2018/wordml" xmlns:w16du="http://schemas.microsoft.com/office/word/2023/wordml/word16du" xmlns:w16sdtdh="http://schemas.microsoft.com/office/word/2020/wordml/sdtdatahash" xmlns:w16sdtfl="http://schemas.microsoft.com/office/word/2024/wordml/sdtformatlock" xmlns:w16se="http://schemas.microsoft.com/office/word/2015/wordml/symex" mc:Ignorable="w14 w15 w16se w16cid w16 w16cex w16sdtdh w16sdtfl w16du">
   <w:docDefaults>
     <w:rPrDefault>
       <w:rPr>
@@ -4716,7 +4915,7 @@
 </file>
 
 <file path=word/glossary/document.xml><?xml version="1.0" encoding="utf-8"?>
-<w:glossaryDocument xmlns:wpc="http://schemas.microsoft.com/office/word/2010/wordprocessingCanvas" xmlns:cx="http://schemas.microsoft.com/office/drawing/2014/chartex" xmlns:cx1="http://schemas.microsoft.com/office/drawing/2015/9/8/chartex" xmlns:cx2="http://schemas.microsoft.com/office/drawing/2015/10/21/chartex" xmlns:cx3="http://schemas.microsoft.com/office/drawing/2016/5/9/chartex" xmlns:cx4="http://schemas.microsoft.com/office/drawing/2016/5/10/chartex" xmlns:cx5="http://schemas.microsoft.com/office/drawing/2016/5/11/chartex" xmlns:cx6="http://schemas.microsoft.com/office/drawing/2016/5/12/chartex" xmlns:cx7="http://schemas.microsoft.com/office/drawing/2016/5/13/chartex" xmlns:cx8="http://schemas.microsoft.com/office/drawing/2016/5/14/chartex" xmlns:mc="http://schemas.openxmlformats.org/markup-compatibility/2006" xmlns:aink="http://schemas.microsoft.com/office/drawing/2016/ink" xmlns:am3d="http://schemas.microsoft.com/office/drawing/2017/model3d" xmlns:o="urn:schemas-microsoft-com:office:office" xmlns:oel="http://schemas.microsoft.com/office/2019/extlst" xmlns:r="http://schemas.openxmlformats.org/officeDocument/2006/relationships" xmlns:m="http://schemas.openxmlformats.org/officeDocument/2006/math" xmlns:v="urn:schemas-microsoft-com:vml" xmlns:wp14="http://schemas.microsoft.com/office/word/2010/wordprocessingDrawing" xmlns:wp="http://schemas.openxmlformats.org/drawingml/2006/wordprocessingDrawing" xmlns:w10="urn:schemas-microsoft-com:office:word" xmlns:w="http://schemas.openxmlformats.org/wordprocessingml/2006/main" xmlns:w14="http://schemas.microsoft.com/office/word/2010/wordml" xmlns:w15="http://schemas.microsoft.com/office/word/2012/wordml" xmlns:w16cex="http://schemas.microsoft.com/office/word/2018/wordml/cex" xmlns:w16cid="http://schemas.microsoft.com/office/word/2016/wordml/cid" xmlns:w16="http://schemas.microsoft.com/office/word/2018/wordml" xmlns:w16du="http://schemas.microsoft.com/office/word/2023/wordml/word16du" xmlns:w16sdtdh="http://schemas.microsoft.com/office/word/2020/wordml/sdtdatahash" xmlns:w16se="http://schemas.microsoft.com/office/word/2015/wordml/symex" xmlns:wpg="http://schemas.microsoft.com/office/word/2010/wordprocessingGroup" xmlns:wpi="http://schemas.microsoft.com/office/word/2010/wordprocessingInk" xmlns:wne="http://schemas.microsoft.com/office/word/2006/wordml" xmlns:wps="http://schemas.microsoft.com/office/word/2010/wordprocessingShape" mc:Ignorable="w14 w15 w16se w16cid w16 w16cex w16sdtdh w16du wp14">
+<w:glossaryDocument xmlns:wpc="http://schemas.microsoft.com/office/word/2010/wordprocessingCanvas" xmlns:cx="http://schemas.microsoft.com/office/drawing/2014/chartex" xmlns:cx1="http://schemas.microsoft.com/office/drawing/2015/9/8/chartex" xmlns:cx2="http://schemas.microsoft.com/office/drawing/2015/10/21/chartex" xmlns:cx3="http://schemas.microsoft.com/office/drawing/2016/5/9/chartex" xmlns:cx4="http://schemas.microsoft.com/office/drawing/2016/5/10/chartex" xmlns:cx5="http://schemas.microsoft.com/office/drawing/2016/5/11/chartex" xmlns:cx6="http://schemas.microsoft.com/office/drawing/2016/5/12/chartex" xmlns:cx7="http://schemas.microsoft.com/office/drawing/2016/5/13/chartex" xmlns:cx8="http://schemas.microsoft.com/office/drawing/2016/5/14/chartex" xmlns:mc="http://schemas.openxmlformats.org/markup-compatibility/2006" xmlns:aink="http://schemas.microsoft.com/office/drawing/2016/ink" xmlns:am3d="http://schemas.microsoft.com/office/drawing/2017/model3d" xmlns:o="urn:schemas-microsoft-com:office:office" xmlns:oel="http://schemas.microsoft.com/office/2019/extlst" xmlns:r="http://schemas.openxmlformats.org/officeDocument/2006/relationships" xmlns:m="http://schemas.openxmlformats.org/officeDocument/2006/math" xmlns:v="urn:schemas-microsoft-com:vml" xmlns:wp14="http://schemas.microsoft.com/office/word/2010/wordprocessingDrawing" xmlns:wp="http://schemas.openxmlformats.org/drawingml/2006/wordprocessingDrawing" xmlns:w10="urn:schemas-microsoft-com:office:word" xmlns:w="http://schemas.openxmlformats.org/wordprocessingml/2006/main" xmlns:w14="http://schemas.microsoft.com/office/word/2010/wordml" xmlns:w15="http://schemas.microsoft.com/office/word/2012/wordml" xmlns:w16cex="http://schemas.microsoft.com/office/word/2018/wordml/cex" xmlns:w16cid="http://schemas.microsoft.com/office/word/2016/wordml/cid" xmlns:w16="http://schemas.microsoft.com/office/word/2018/wordml" xmlns:w16du="http://schemas.microsoft.com/office/word/2023/wordml/word16du" xmlns:w16sdtdh="http://schemas.microsoft.com/office/word/2020/wordml/sdtdatahash" xmlns:w16sdtfl="http://schemas.microsoft.com/office/word/2024/wordml/sdtformatlock" xmlns:w16se="http://schemas.microsoft.com/office/word/2015/wordml/symex" xmlns:wpg="http://schemas.microsoft.com/office/word/2010/wordprocessingGroup" xmlns:wpi="http://schemas.microsoft.com/office/word/2010/wordprocessingInk" xmlns:wne="http://schemas.microsoft.com/office/word/2006/wordml" xmlns:wps="http://schemas.microsoft.com/office/word/2010/wordprocessingShape" mc:Ignorable="w14 w15 w16se w16cid w16 w16cex w16sdtdh w16sdtfl w16du wp14">
   <w:docParts>
     <w:docPart>
       <w:docPartPr>
@@ -4781,7 +4980,7 @@
 </file>
 
 <file path=word/glossary/fontTable.xml><?xml version="1.0" encoding="utf-8"?>
-<w:fonts xmlns:mc="http://schemas.openxmlformats.org/markup-compatibility/2006" xmlns:r="http://schemas.openxmlformats.org/officeDocument/2006/relationships" xmlns:w="http://schemas.openxmlformats.org/wordprocessingml/2006/main" xmlns:w14="http://schemas.microsoft.com/office/word/2010/wordml" xmlns:w15="http://schemas.microsoft.com/office/word/2012/wordml" xmlns:w16cex="http://schemas.microsoft.com/office/word/2018/wordml/cex" xmlns:w16cid="http://schemas.microsoft.com/office/word/2016/wordml/cid" xmlns:w16="http://schemas.microsoft.com/office/word/2018/wordml" xmlns:w16du="http://schemas.microsoft.com/office/word/2023/wordml/word16du" xmlns:w16sdtdh="http://schemas.microsoft.com/office/word/2020/wordml/sdtdatahash" xmlns:w16se="http://schemas.microsoft.com/office/word/2015/wordml/symex" mc:Ignorable="w14 w15 w16se w16cid w16 w16cex w16sdtdh w16du">
+<w:fonts xmlns:mc="http://schemas.openxmlformats.org/markup-compatibility/2006" xmlns:r="http://schemas.openxmlformats.org/officeDocument/2006/relationships" xmlns:w="http://schemas.openxmlformats.org/wordprocessingml/2006/main" xmlns:w14="http://schemas.microsoft.com/office/word/2010/wordml" xmlns:w15="http://schemas.microsoft.com/office/word/2012/wordml" xmlns:w16cex="http://schemas.microsoft.com/office/word/2018/wordml/cex" xmlns:w16cid="http://schemas.microsoft.com/office/word/2016/wordml/cid" xmlns:w16="http://schemas.microsoft.com/office/word/2018/wordml" xmlns:w16du="http://schemas.microsoft.com/office/word/2023/wordml/word16du" xmlns:w16sdtdh="http://schemas.microsoft.com/office/word/2020/wordml/sdtdatahash" xmlns:w16sdtfl="http://schemas.microsoft.com/office/word/2024/wordml/sdtformatlock" xmlns:w16se="http://schemas.microsoft.com/office/word/2015/wordml/symex" mc:Ignorable="w14 w15 w16se w16cid w16 w16cex w16sdtdh w16sdtfl w16du">
   <w:font w:name="Calibri">
     <w:panose1 w:val="020F0502020204030204"/>
     <w:charset w:val="00"/>
@@ -4825,18 +5024,23 @@
     <w:pitch w:val="variable"/>
     <w:sig w:usb0="E00006FF" w:usb1="420024FF" w:usb2="02000000" w:usb3="00000000" w:csb0="0000019F" w:csb1="00000000"/>
   </w:font>
-  <w:font w:name="Calibri Light">
-    <w:panose1 w:val="020F0302020204030204"/>
+  <w:font w:name="Aptos">
     <w:charset w:val="00"/>
     <w:family w:val="swiss"/>
     <w:pitch w:val="variable"/>
-    <w:sig w:usb0="E4002EFF" w:usb1="C200247B" w:usb2="00000009" w:usb3="00000000" w:csb0="000001FF" w:csb1="00000000"/>
+    <w:sig w:usb0="20000287" w:usb1="00000003" w:usb2="00000000" w:usb3="00000000" w:csb0="0000019F" w:csb1="00000000"/>
+  </w:font>
+  <w:font w:name="Aptos Display">
+    <w:charset w:val="00"/>
+    <w:family w:val="swiss"/>
+    <w:pitch w:val="variable"/>
+    <w:sig w:usb0="20000287" w:usb1="00000003" w:usb2="00000000" w:usb3="00000000" w:csb0="0000019F" w:csb1="00000000"/>
   </w:font>
 </w:fonts>
 </file>
 
 <file path=word/glossary/settings.xml><?xml version="1.0" encoding="utf-8"?>
-<w:settings xmlns:mc="http://schemas.openxmlformats.org/markup-compatibility/2006" xmlns:o="urn:schemas-microsoft-com:office:office" xmlns:r="http://schemas.openxmlformats.org/officeDocument/2006/relationships" xmlns:m="http://schemas.openxmlformats.org/officeDocument/2006/math" xmlns:v="urn:schemas-microsoft-com:vml" xmlns:w10="urn:schemas-microsoft-com:office:word" xmlns:w="http://schemas.openxmlformats.org/wordprocessingml/2006/main" xmlns:w14="http://schemas.microsoft.com/office/word/2010/wordml" xmlns:w15="http://schemas.microsoft.com/office/word/2012/wordml" xmlns:w16cex="http://schemas.microsoft.com/office/word/2018/wordml/cex" xmlns:w16cid="http://schemas.microsoft.com/office/word/2016/wordml/cid" xmlns:w16="http://schemas.microsoft.com/office/word/2018/wordml" xmlns:w16du="http://schemas.microsoft.com/office/word/2023/wordml/word16du" xmlns:w16sdtdh="http://schemas.microsoft.com/office/word/2020/wordml/sdtdatahash" xmlns:w16se="http://schemas.microsoft.com/office/word/2015/wordml/symex" xmlns:sl="http://schemas.openxmlformats.org/schemaLibrary/2006/main" mc:Ignorable="w14 w15 w16se w16cid w16 w16cex w16sdtdh w16du">
+<w:settings xmlns:mc="http://schemas.openxmlformats.org/markup-compatibility/2006" xmlns:o="urn:schemas-microsoft-com:office:office" xmlns:r="http://schemas.openxmlformats.org/officeDocument/2006/relationships" xmlns:m="http://schemas.openxmlformats.org/officeDocument/2006/math" xmlns:v="urn:schemas-microsoft-com:vml" xmlns:w10="urn:schemas-microsoft-com:office:word" xmlns:w="http://schemas.openxmlformats.org/wordprocessingml/2006/main" xmlns:w14="http://schemas.microsoft.com/office/word/2010/wordml" xmlns:w15="http://schemas.microsoft.com/office/word/2012/wordml" xmlns:w16cex="http://schemas.microsoft.com/office/word/2018/wordml/cex" xmlns:w16cid="http://schemas.microsoft.com/office/word/2016/wordml/cid" xmlns:w16="http://schemas.microsoft.com/office/word/2018/wordml" xmlns:w16du="http://schemas.microsoft.com/office/word/2023/wordml/word16du" xmlns:w16sdtdh="http://schemas.microsoft.com/office/word/2020/wordml/sdtdatahash" xmlns:w16sdtfl="http://schemas.microsoft.com/office/word/2024/wordml/sdtformatlock" xmlns:w16se="http://schemas.microsoft.com/office/word/2015/wordml/symex" xmlns:sl="http://schemas.openxmlformats.org/schemaLibrary/2006/main" mc:Ignorable="w14 w15 w16se w16cid w16 w16cex w16sdtdh w16sdtfl w16du">
   <w:view w:val="normal"/>
   <w:defaultTabStop w:val="708"/>
   <w:hyphenationZone w:val="425"/>
@@ -4855,6 +5059,8 @@
     <w:rsid w:val="00122FF0"/>
     <w:rsid w:val="00321F83"/>
     <w:rsid w:val="00480217"/>
+    <w:rsid w:val="004963B0"/>
+    <w:rsid w:val="005661C7"/>
     <w:rsid w:val="005B147E"/>
     <w:rsid w:val="006B7D45"/>
     <w:rsid w:val="007463C6"/>
@@ -4881,13 +5087,13 @@
   <w:themeFontLang w:val="es-PE"/>
   <w:clrSchemeMapping w:bg1="light1" w:t1="dark1" w:bg2="light2" w:t2="dark2" w:accent1="accent1" w:accent2="accent2" w:accent3="accent3" w:accent4="accent4" w:accent5="accent5" w:accent6="accent6" w:hyperlink="hyperlink" w:followedHyperlink="followedHyperlink"/>
   <w:decimalSymbol w:val="."/>
-  <w:listSeparator w:val=";"/>
+  <w:listSeparator w:val=","/>
   <w15:chartTrackingRefBased/>
 </w:settings>
 </file>
 
 <file path=word/glossary/styles.xml><?xml version="1.0" encoding="utf-8"?>
-<w:styles xmlns:mc="http://schemas.openxmlformats.org/markup-compatibility/2006" xmlns:r="http://schemas.openxmlformats.org/officeDocument/2006/relationships" xmlns:w="http://schemas.openxmlformats.org/wordprocessingml/2006/main" xmlns:w14="http://schemas.microsoft.com/office/word/2010/wordml" xmlns:w15="http://schemas.microsoft.com/office/word/2012/wordml" xmlns:w16cex="http://schemas.microsoft.com/office/word/2018/wordml/cex" xmlns:w16cid="http://schemas.microsoft.com/office/word/2016/wordml/cid" xmlns:w16="http://schemas.microsoft.com/office/word/2018/wordml" xmlns:w16du="http://schemas.microsoft.com/office/word/2023/wordml/word16du" xmlns:w16sdtdh="http://schemas.microsoft.com/office/word/2020/wordml/sdtdatahash" xmlns:w16se="http://schemas.microsoft.com/office/word/2015/wordml/symex" mc:Ignorable="w14 w15 w16se w16cid w16 w16cex w16sdtdh w16du">
+<w:styles xmlns:mc="http://schemas.openxmlformats.org/markup-compatibility/2006" xmlns:r="http://schemas.openxmlformats.org/officeDocument/2006/relationships" xmlns:w="http://schemas.openxmlformats.org/wordprocessingml/2006/main" xmlns:w14="http://schemas.microsoft.com/office/word/2010/wordml" xmlns:w15="http://schemas.microsoft.com/office/word/2012/wordml" xmlns:w16cex="http://schemas.microsoft.com/office/word/2018/wordml/cex" xmlns:w16cid="http://schemas.microsoft.com/office/word/2016/wordml/cid" xmlns:w16="http://schemas.microsoft.com/office/word/2018/wordml" xmlns:w16du="http://schemas.microsoft.com/office/word/2023/wordml/word16du" xmlns:w16sdtdh="http://schemas.microsoft.com/office/word/2020/wordml/sdtdatahash" xmlns:w16sdtfl="http://schemas.microsoft.com/office/word/2024/wordml/sdtformatlock" xmlns:w16se="http://schemas.microsoft.com/office/word/2015/wordml/symex" mc:Ignorable="w14 w15 w16se w16cid w16 w16cex w16sdtdh w16sdtfl w16du">
   <w:docDefaults>
     <w:rPrDefault>
       <w:rPr>
@@ -5326,7 +5532,7 @@
 </file>
 
 <file path=word/glossary/webSettings.xml><?xml version="1.0" encoding="utf-8"?>
-<w:webSettings xmlns:mc="http://schemas.openxmlformats.org/markup-compatibility/2006" xmlns:r="http://schemas.openxmlformats.org/officeDocument/2006/relationships" xmlns:w="http://schemas.openxmlformats.org/wordprocessingml/2006/main" xmlns:w14="http://schemas.microsoft.com/office/word/2010/wordml" xmlns:w15="http://schemas.microsoft.com/office/word/2012/wordml" xmlns:w16cex="http://schemas.microsoft.com/office/word/2018/wordml/cex" xmlns:w16cid="http://schemas.microsoft.com/office/word/2016/wordml/cid" xmlns:w16="http://schemas.microsoft.com/office/word/2018/wordml" xmlns:w16du="http://schemas.microsoft.com/office/word/2023/wordml/word16du" xmlns:w16sdtdh="http://schemas.microsoft.com/office/word/2020/wordml/sdtdatahash" xmlns:w16se="http://schemas.microsoft.com/office/word/2015/wordml/symex" mc:Ignorable="w14 w15 w16se w16cid w16 w16cex w16sdtdh w16du">
+<w:webSettings xmlns:mc="http://schemas.openxmlformats.org/markup-compatibility/2006" xmlns:r="http://schemas.openxmlformats.org/officeDocument/2006/relationships" xmlns:w="http://schemas.openxmlformats.org/wordprocessingml/2006/main" xmlns:w14="http://schemas.microsoft.com/office/word/2010/wordml" xmlns:w15="http://schemas.microsoft.com/office/word/2012/wordml" xmlns:w16cex="http://schemas.microsoft.com/office/word/2018/wordml/cex" xmlns:w16cid="http://schemas.microsoft.com/office/word/2016/wordml/cid" xmlns:w16="http://schemas.microsoft.com/office/word/2018/wordml" xmlns:w16du="http://schemas.microsoft.com/office/word/2023/wordml/word16du" xmlns:w16sdtdh="http://schemas.microsoft.com/office/word/2020/wordml/sdtdatahash" xmlns:w16sdtfl="http://schemas.microsoft.com/office/word/2024/wordml/sdtformatlock" xmlns:w16se="http://schemas.microsoft.com/office/word/2015/wordml/symex" mc:Ignorable="w14 w15 w16se w16cid w16 w16cex w16sdtdh w16sdtfl w16du">
   <w:optimizeForBrowser/>
   <w:allowPNG/>
 </w:webSettings>
